--- a/docs/Proposal-BidPilot.docx
+++ b/docs/Proposal-BidPilot.docx
@@ -91,7 +91,7 @@
                 <w:sz w:val="24"/>
                 <w:szCs w:val="24"/>
               </w:rPr>
-              <w:t xml:space="preserve">基于反幻觉双引擎的工程机械投标文件智能生成系统 · V1.7</w:t>
+              <w:t xml:space="preserve">基于反幻觉双引擎的工程机械投标文件智能生成系统 · V2.1</w:t>
             </w:r>
           </w:p>
           <w:p>
@@ -728,7 +728,7 @@
           <w:sz w:val="24"/>
           <w:szCs w:val="24"/>
         </w:rPr>
-        <w:t xml:space="preserve">工程机械经销商参与设备采购投标频繁，一份标书的资格自查与技术偏离表制作通常耗时2至3天。投标规则复杂：16类以上技术参数、★关键条款、在线解密时限、保证金账户要求，任一疏漏即导致废标——保证金没收、订单旁落、信用受损。更深层的问题是：老师傅的避坑经验存在于个人头脑中，难以沉淀为组织能力，新人每次都要重新交学费。</w:t>
+        <w:t xml:space="preserve">工程机械经销商参与设备采购投标频繁，一份标书的资格自查与技术偏离表制作通常耗时2至3天。投标规则复杂：32类以上技术参数、★关键条款、在线解密时限、保证金账户要求，任一疏漏即导致废标——保证金没收、订单旁落、信用受损。更深层的问题是：老师傅的避坑经验存在于个人头脑中，难以沉淀为组织能力，新人每次都要重新交学费。</w:t>
       </w:r>
     </w:p>
     <w:p>
@@ -847,7 +847,7 @@
           <w:sz w:val="24"/>
           <w:szCs w:val="24"/>
         </w:rPr>
-        <w:t xml:space="preserve">16类技术参数逐条响应，标注满足/正偏离/负偏离/资料库无/待人工补充五态；</w:t>
+        <w:t xml:space="preserve">32类技术参数逐条响应，标注满足/正偏离/负偏离/资料库无/待人工补充五态；</w:t>
       </w:r>
     </w:p>
     <w:p>
@@ -1431,7 +1431,7 @@
           <w:sz w:val="24"/>
           <w:szCs w:val="24"/>
         </w:rPr>
-        <w:t xml:space="preserve">以提示词工程、规则库与115项自动化测试替代传统编码，快速交付可验证产品。</w:t>
+        <w:t xml:space="preserve">以提示词工程、规则库与140项自动化测试替代传统编码，快速交付可验证产品。</w:t>
       </w:r>
     </w:p>
     <w:p>
@@ -1675,7 +1675,7 @@
                 <w:sz w:val="20"/>
                 <w:szCs w:val="20"/>
               </w:rPr>
-              <w:t xml:space="preserve">V1.7可运行产品：四大输出、32类参数7大机型族、对比选型、★▲双级风控、公告变更检测、自定义词库、PWA；115项自动化测试全绿</w:t>
+              <w:t xml:space="preserve">V2.1可运行产品并已部署上线（在线体验：https://azzb66223944qq.github.io/bidpilot/）：四大输出、32类参数7大机型族、对比选型、★▲双级风控、公告变更检测、自定义词库、PWA；127项自动化测试全绿（GitHub Actions徽章）</w:t>
             </w:r>
           </w:p>
         </w:tc>
@@ -2779,7 +2779,7 @@
                 <w:sz w:val="20"/>
                 <w:szCs w:val="20"/>
               </w:rPr>
-              <w:t xml:space="preserve">115项自动化测试锁定行为；重大变更先写测试再改代码</w:t>
+              <w:t xml:space="preserve">140项自动化测试锁定行为；重大变更先写测试再改代码</w:t>
             </w:r>
           </w:p>
         </w:tc>

--- a/docs/Proposal-BidPilot.docx
+++ b/docs/Proposal-BidPilot.docx
@@ -91,7 +91,7 @@
                 <w:sz w:val="24"/>
                 <w:szCs w:val="24"/>
               </w:rPr>
-              <w:t xml:space="preserve">基于反幻觉双引擎的工程机械投标文件智能生成系统 · V2.1</w:t>
+              <w:t xml:space="preserve">基于反幻觉双引擎的工程机械投标文件智能生成系统 · V2.1.1</w:t>
             </w:r>
           </w:p>
           <w:p>
@@ -1675,7 +1675,7 @@
                 <w:sz w:val="20"/>
                 <w:szCs w:val="20"/>
               </w:rPr>
-              <w:t xml:space="preserve">V2.1可运行产品并已部署上线（在线体验：https://azzb66223944qq.github.io/bidpilot/）：四大输出、32类参数7大机型族、对比选型、★▲双级风控、公告变更检测、自定义词库、PWA；127项自动化测试全绿（GitHub Actions徽章）</w:t>
+              <w:t xml:space="preserve">V2.1.1可运行产品并已部署上线（在线体验：https://azzb66223944qq.github.io/bidpilot/）：四大输出、32类参数7大机型族、对比选型、★▲双级风控、公告变更检测、自定义词库、PWA；140项自动化测试+6组黄金快照全绿（GitHub Actions徽章）</w:t>
             </w:r>
           </w:p>
         </w:tc>

--- a/docs/Proposal-BidPilot.docx
+++ b/docs/Proposal-BidPilot.docx
@@ -191,472 +191,9 @@
         <w:p>
           <w:r>
             <w:fldChar w:fldCharType="begin" w:dirty="true"/>
-          </w:r>
-          <w:r>
             <w:instrText xml:space="preserve">TOC \h \o "1-2"</w:instrText>
-          </w:r>
-          <w:r>
             <w:fldChar w:fldCharType="separate"/>
           </w:r>
-        </w:p>
-        <w:p>
-          <w:pPr>
-            <w:pStyle w:val="9"/>
-            <w:tabs>
-              <w:tab w:val="right" w:leader="dot" w:pos="9026"/>
-            </w:tabs>
-            <w:spacing w:before="120" w:after="60"/>
-          </w:pPr>
-          <w:hyperlink w:anchor="_Toc100000" w:history="1">
-            <w:r>
-              <w:rPr>
-                <w:rStyle w:val="Hyperlink"/>
-              </w:rPr>
-              <w:t>一、项目背景与痛点</w:t>
-            </w:r>
-            <w:r>
-              <w:tab/>
-            </w:r>
-            <w:r>
-              <w:fldChar w:fldCharType="begin"/>
-            </w:r>
-            <w:r>
-              <w:instrText xml:space="preserve"> PAGEREF _Toc100000 \h </w:instrText>
-            </w:r>
-            <w:r>
-              <w:fldChar w:fldCharType="separate"/>
-            </w:r>
-            <w:r>
-              <w:t>1</w:t>
-            </w:r>
-            <w:r>
-              <w:fldChar w:fldCharType="end"/>
-            </w:r>
-          </w:hyperlink>
-        </w:p>
-        <w:p>
-          <w:pPr>
-            <w:pStyle w:val="9"/>
-            <w:tabs>
-              <w:tab w:val="right" w:leader="dot" w:pos="9026"/>
-            </w:tabs>
-            <w:spacing w:before="120" w:after="60"/>
-          </w:pPr>
-          <w:hyperlink w:anchor="_Toc100001" w:history="1">
-            <w:r>
-              <w:rPr>
-                <w:rStyle w:val="Hyperlink"/>
-              </w:rPr>
-              <w:t>二、解决方案</w:t>
-            </w:r>
-            <w:r>
-              <w:tab/>
-            </w:r>
-            <w:r>
-              <w:fldChar w:fldCharType="begin"/>
-            </w:r>
-            <w:r>
-              <w:instrText xml:space="preserve"> PAGEREF _Toc100001 \h </w:instrText>
-            </w:r>
-            <w:r>
-              <w:fldChar w:fldCharType="separate"/>
-            </w:r>
-            <w:r>
-              <w:t>2</w:t>
-            </w:r>
-            <w:r>
-              <w:fldChar w:fldCharType="end"/>
-            </w:r>
-          </w:hyperlink>
-        </w:p>
-        <w:p>
-          <w:pPr>
-            <w:pStyle w:val="9"/>
-            <w:tabs>
-              <w:tab w:val="right" w:leader="dot" w:pos="9026"/>
-            </w:tabs>
-            <w:spacing w:before="120" w:after="60"/>
-          </w:pPr>
-          <w:hyperlink w:anchor="_Toc100002" w:history="1">
-            <w:r>
-              <w:rPr>
-                <w:rStyle w:val="Hyperlink"/>
-              </w:rPr>
-              <w:t>三、技术方案与总体架构</w:t>
-            </w:r>
-            <w:r>
-              <w:tab/>
-            </w:r>
-            <w:r>
-              <w:fldChar w:fldCharType="begin"/>
-            </w:r>
-            <w:r>
-              <w:instrText xml:space="preserve"> PAGEREF _Toc100002 \h </w:instrText>
-            </w:r>
-            <w:r>
-              <w:fldChar w:fldCharType="separate"/>
-            </w:r>
-            <w:r>
-              <w:t>2</w:t>
-            </w:r>
-            <w:r>
-              <w:fldChar w:fldCharType="end"/>
-            </w:r>
-          </w:hyperlink>
-        </w:p>
-        <w:p>
-          <w:pPr>
-            <w:pStyle w:val="11"/>
-            <w:ind w:left="360"/>
-            <w:tabs>
-              <w:tab w:val="right" w:leader="dot" w:pos="9026"/>
-            </w:tabs>
-            <w:spacing w:before="120" w:after="60"/>
-          </w:pPr>
-          <w:hyperlink w:anchor="_Toc100003" w:history="1">
-            <w:r>
-              <w:rPr>
-                <w:rStyle w:val="Hyperlink"/>
-              </w:rPr>
-              <w:t>3.1 双引擎架构</w:t>
-            </w:r>
-            <w:r>
-              <w:tab/>
-            </w:r>
-            <w:r>
-              <w:fldChar w:fldCharType="begin"/>
-            </w:r>
-            <w:r>
-              <w:instrText xml:space="preserve"> PAGEREF _Toc100003 \h </w:instrText>
-            </w:r>
-            <w:r>
-              <w:fldChar w:fldCharType="separate"/>
-            </w:r>
-            <w:r>
-              <w:t>3</w:t>
-            </w:r>
-            <w:r>
-              <w:fldChar w:fldCharType="end"/>
-            </w:r>
-          </w:hyperlink>
-        </w:p>
-        <w:p>
-          <w:pPr>
-            <w:pStyle w:val="11"/>
-            <w:ind w:left="360"/>
-            <w:tabs>
-              <w:tab w:val="right" w:leader="dot" w:pos="9026"/>
-            </w:tabs>
-            <w:spacing w:before="120" w:after="60"/>
-          </w:pPr>
-          <w:hyperlink w:anchor="_Toc100004" w:history="1">
-            <w:r>
-              <w:rPr>
-                <w:rStyle w:val="Hyperlink"/>
-              </w:rPr>
-              <w:t>3.2 反幻觉三层防线</w:t>
-            </w:r>
-            <w:r>
-              <w:tab/>
-            </w:r>
-            <w:r>
-              <w:fldChar w:fldCharType="begin"/>
-            </w:r>
-            <w:r>
-              <w:instrText xml:space="preserve"> PAGEREF _Toc100004 \h </w:instrText>
-            </w:r>
-            <w:r>
-              <w:fldChar w:fldCharType="separate"/>
-            </w:r>
-            <w:r>
-              <w:t>3</w:t>
-            </w:r>
-            <w:r>
-              <w:fldChar w:fldCharType="end"/>
-            </w:r>
-          </w:hyperlink>
-        </w:p>
-        <w:p>
-          <w:pPr>
-            <w:pStyle w:val="11"/>
-            <w:ind w:left="360"/>
-            <w:tabs>
-              <w:tab w:val="right" w:leader="dot" w:pos="9026"/>
-            </w:tabs>
-            <w:spacing w:before="120" w:after="60"/>
-          </w:pPr>
-          <w:hyperlink w:anchor="_Toc100005" w:history="1">
-            <w:r>
-              <w:rPr>
-                <w:rStyle w:val="Hyperlink"/>
-              </w:rPr>
-              <w:t>3.3 行业规则库与判定语义</w:t>
-            </w:r>
-            <w:r>
-              <w:tab/>
-            </w:r>
-            <w:r>
-              <w:fldChar w:fldCharType="begin"/>
-            </w:r>
-            <w:r>
-              <w:instrText xml:space="preserve"> PAGEREF _Toc100005 \h </w:instrText>
-            </w:r>
-            <w:r>
-              <w:fldChar w:fldCharType="separate"/>
-            </w:r>
-            <w:r>
-              <w:t>3</w:t>
-            </w:r>
-            <w:r>
-              <w:fldChar w:fldCharType="end"/>
-            </w:r>
-          </w:hyperlink>
-        </w:p>
-        <w:p>
-          <w:pPr>
-            <w:pStyle w:val="11"/>
-            <w:ind w:left="360"/>
-            <w:tabs>
-              <w:tab w:val="right" w:leader="dot" w:pos="9026"/>
-            </w:tabs>
-            <w:spacing w:before="120" w:after="60"/>
-          </w:pPr>
-          <w:hyperlink w:anchor="_Toc100006" w:history="1">
-            <w:r>
-              <w:rPr>
-                <w:rStyle w:val="Hyperlink"/>
-              </w:rPr>
-              <w:t>3.4 公告变更检测与可生长规则库</w:t>
-            </w:r>
-            <w:r>
-              <w:tab/>
-            </w:r>
-            <w:r>
-              <w:fldChar w:fldCharType="begin"/>
-            </w:r>
-            <w:r>
-              <w:instrText xml:space="preserve"> PAGEREF _Toc100006 \h </w:instrText>
-            </w:r>
-            <w:r>
-              <w:fldChar w:fldCharType="separate"/>
-            </w:r>
-            <w:r>
-              <w:t>4</w:t>
-            </w:r>
-            <w:r>
-              <w:fldChar w:fldCharType="end"/>
-            </w:r>
-          </w:hyperlink>
-        </w:p>
-        <w:p>
-          <w:pPr>
-            <w:pStyle w:val="9"/>
-            <w:tabs>
-              <w:tab w:val="right" w:leader="dot" w:pos="9026"/>
-            </w:tabs>
-            <w:spacing w:before="120" w:after="60"/>
-          </w:pPr>
-          <w:hyperlink w:anchor="_Toc100007" w:history="1">
-            <w:r>
-              <w:rPr>
-                <w:rStyle w:val="Hyperlink"/>
-              </w:rPr>
-              <w:t>四、创新点</w:t>
-            </w:r>
-            <w:r>
-              <w:tab/>
-            </w:r>
-            <w:r>
-              <w:fldChar w:fldCharType="begin"/>
-            </w:r>
-            <w:r>
-              <w:instrText xml:space="preserve"> PAGEREF _Toc100007 \h </w:instrText>
-            </w:r>
-            <w:r>
-              <w:fldChar w:fldCharType="separate"/>
-            </w:r>
-            <w:r>
-              <w:t>4</w:t>
-            </w:r>
-            <w:r>
-              <w:fldChar w:fldCharType="end"/>
-            </w:r>
-          </w:hyperlink>
-        </w:p>
-        <w:p>
-          <w:pPr>
-            <w:pStyle w:val="9"/>
-            <w:tabs>
-              <w:tab w:val="right" w:leader="dot" w:pos="9026"/>
-            </w:tabs>
-            <w:spacing w:before="120" w:after="60"/>
-          </w:pPr>
-          <w:hyperlink w:anchor="_Toc100008" w:history="1">
-            <w:r>
-              <w:rPr>
-                <w:rStyle w:val="Hyperlink"/>
-              </w:rPr>
-              <w:t>五、实施计划与里程碑</w:t>
-            </w:r>
-            <w:r>
-              <w:tab/>
-            </w:r>
-            <w:r>
-              <w:fldChar w:fldCharType="begin"/>
-            </w:r>
-            <w:r>
-              <w:instrText xml:space="preserve"> PAGEREF _Toc100008 \h </w:instrText>
-            </w:r>
-            <w:r>
-              <w:fldChar w:fldCharType="separate"/>
-            </w:r>
-            <w:r>
-              <w:t>5</w:t>
-            </w:r>
-            <w:r>
-              <w:fldChar w:fldCharType="end"/>
-            </w:r>
-          </w:hyperlink>
-        </w:p>
-        <w:p>
-          <w:pPr>
-            <w:pStyle w:val="9"/>
-            <w:tabs>
-              <w:tab w:val="right" w:leader="dot" w:pos="9026"/>
-            </w:tabs>
-            <w:spacing w:before="120" w:after="60"/>
-          </w:pPr>
-          <w:hyperlink w:anchor="_Toc100009" w:history="1">
-            <w:r>
-              <w:rPr>
-                <w:rStyle w:val="Hyperlink"/>
-              </w:rPr>
-              <w:t>六、商业模式与市场</w:t>
-            </w:r>
-            <w:r>
-              <w:tab/>
-            </w:r>
-            <w:r>
-              <w:fldChar w:fldCharType="begin"/>
-            </w:r>
-            <w:r>
-              <w:instrText xml:space="preserve"> PAGEREF _Toc100009 \h </w:instrText>
-            </w:r>
-            <w:r>
-              <w:fldChar w:fldCharType="separate"/>
-            </w:r>
-            <w:r>
-              <w:t>5</w:t>
-            </w:r>
-            <w:r>
-              <w:fldChar w:fldCharType="end"/>
-            </w:r>
-          </w:hyperlink>
-        </w:p>
-        <w:p>
-          <w:pPr>
-            <w:pStyle w:val="9"/>
-            <w:tabs>
-              <w:tab w:val="right" w:leader="dot" w:pos="9026"/>
-            </w:tabs>
-            <w:spacing w:before="120" w:after="60"/>
-          </w:pPr>
-          <w:hyperlink w:anchor="_Toc100010" w:history="1">
-            <w:r>
-              <w:rPr>
-                <w:rStyle w:val="Hyperlink"/>
-              </w:rPr>
-              <w:t>七、团队与分工</w:t>
-            </w:r>
-            <w:r>
-              <w:tab/>
-            </w:r>
-            <w:r>
-              <w:fldChar w:fldCharType="begin"/>
-            </w:r>
-            <w:r>
-              <w:instrText xml:space="preserve"> PAGEREF _Toc100010 \h </w:instrText>
-            </w:r>
-            <w:r>
-              <w:fldChar w:fldCharType="separate"/>
-            </w:r>
-            <w:r>
-              <w:t>5</w:t>
-            </w:r>
-            <w:r>
-              <w:fldChar w:fldCharType="end"/>
-            </w:r>
-          </w:hyperlink>
-        </w:p>
-        <w:p>
-          <w:pPr>
-            <w:pStyle w:val="9"/>
-            <w:tabs>
-              <w:tab w:val="right" w:leader="dot" w:pos="9026"/>
-            </w:tabs>
-            <w:spacing w:before="120" w:after="60"/>
-          </w:pPr>
-          <w:hyperlink w:anchor="_Toc100011" w:history="1">
-            <w:r>
-              <w:rPr>
-                <w:rStyle w:val="Hyperlink"/>
-              </w:rPr>
-              <w:t>八、风险与对策</w:t>
-            </w:r>
-            <w:r>
-              <w:tab/>
-            </w:r>
-            <w:r>
-              <w:fldChar w:fldCharType="begin"/>
-            </w:r>
-            <w:r>
-              <w:instrText xml:space="preserve"> PAGEREF _Toc100011 \h </w:instrText>
-            </w:r>
-            <w:r>
-              <w:fldChar w:fldCharType="separate"/>
-            </w:r>
-            <w:r>
-              <w:t>6</w:t>
-            </w:r>
-            <w:r>
-              <w:fldChar w:fldCharType="end"/>
-            </w:r>
-          </w:hyperlink>
-        </w:p>
-        <w:p>
-          <w:pPr>
-            <w:pStyle w:val="9"/>
-            <w:tabs>
-              <w:tab w:val="right" w:leader="dot" w:pos="9026"/>
-            </w:tabs>
-            <w:spacing w:before="120" w:after="60"/>
-          </w:pPr>
-          <w:hyperlink w:anchor="_Toc100012" w:history="1">
-            <w:r>
-              <w:rPr>
-                <w:rStyle w:val="Hyperlink"/>
-              </w:rPr>
-              <w:t>九、合规与数据声明</w:t>
-            </w:r>
-            <w:r>
-              <w:tab/>
-            </w:r>
-            <w:r>
-              <w:fldChar w:fldCharType="begin"/>
-            </w:r>
-            <w:r>
-              <w:instrText xml:space="preserve"> PAGEREF _Toc100012 \h </w:instrText>
-            </w:r>
-            <w:r>
-              <w:fldChar w:fldCharType="separate"/>
-            </w:r>
-            <w:r>
-              <w:t>6</w:t>
-            </w:r>
-            <w:r>
-              <w:fldChar w:fldCharType="end"/>
-            </w:r>
-          </w:hyperlink>
         </w:p>
         <w:p>
           <w:r>
@@ -702,7 +239,6 @@
         <w:pStyle w:val="Heading1"/>
         <w:spacing w:after="160" w:before="400"/>
       </w:pPr>
-      <w:bookmarkStart w:id="100000" w:name="_Toc100000"/>
       <w:r>
         <w:rPr>
           <w:rFonts w:ascii="Arial" w:eastAsia="Microsoft YaHei"/>
@@ -714,7 +250,6 @@
         </w:rPr>
         <w:t xml:space="preserve">一、项目背景与痛点</w:t>
       </w:r>
-      <w:bookmarkEnd w:id="100000"/>
     </w:p>
     <w:p>
       <w:pPr>
@@ -751,7 +286,6 @@
         <w:pStyle w:val="Heading1"/>
         <w:spacing w:after="160" w:before="400"/>
       </w:pPr>
-      <w:bookmarkStart w:id="100001" w:name="_Toc100001"/>
       <w:r>
         <w:rPr>
           <w:rFonts w:ascii="Arial" w:eastAsia="Microsoft YaHei"/>
@@ -763,7 +297,6 @@
         </w:rPr>
         <w:t xml:space="preserve">二、解决方案</w:t>
       </w:r>
-      <w:bookmarkEnd w:id="100001"/>
     </w:p>
     <w:p>
       <w:pPr>
@@ -940,7 +473,6 @@
         <w:pStyle w:val="Heading1"/>
         <w:spacing w:after="160" w:before="400"/>
       </w:pPr>
-      <w:bookmarkStart w:id="100002" w:name="_Toc100002"/>
       <w:r>
         <w:rPr>
           <w:rFonts w:ascii="Arial" w:eastAsia="Microsoft YaHei"/>
@@ -952,14 +484,12 @@
         </w:rPr>
         <w:t xml:space="preserve">三、技术方案与总体架构</w:t>
       </w:r>
-      <w:bookmarkEnd w:id="100002"/>
     </w:p>
     <w:p>
       <w:pPr>
         <w:pStyle w:val="Heading2"/>
         <w:spacing w:after="120" w:before="280"/>
       </w:pPr>
-      <w:bookmarkStart w:id="100003" w:name="_Toc100003"/>
       <w:r>
         <w:rPr>
           <w:rFonts w:ascii="Arial" w:eastAsia="Microsoft YaHei"/>
@@ -971,7 +501,6 @@
         </w:rPr>
         <w:t xml:space="preserve">3.1 双引擎架构</w:t>
       </w:r>
-      <w:bookmarkEnd w:id="100003"/>
     </w:p>
     <w:p>
       <w:pPr>
@@ -993,7 +522,6 @@
         <w:pStyle w:val="Heading2"/>
         <w:spacing w:after="120" w:before="280"/>
       </w:pPr>
-      <w:bookmarkStart w:id="100004" w:name="_Toc100004"/>
       <w:r>
         <w:rPr>
           <w:rFonts w:ascii="Arial" w:eastAsia="Microsoft YaHei"/>
@@ -1005,7 +533,6 @@
         </w:rPr>
         <w:t xml:space="preserve">3.2 反幻觉三层防线</w:t>
       </w:r>
-      <w:bookmarkEnd w:id="100004"/>
     </w:p>
     <w:p>
       <w:pPr>
@@ -1117,7 +644,6 @@
         <w:pStyle w:val="Heading2"/>
         <w:spacing w:after="120" w:before="280"/>
       </w:pPr>
-      <w:bookmarkStart w:id="100005" w:name="_Toc100005"/>
       <w:r>
         <w:rPr>
           <w:rFonts w:ascii="Arial" w:eastAsia="Microsoft YaHei"/>
@@ -1129,7 +655,6 @@
         </w:rPr>
         <w:t xml:space="preserve">3.3 行业规则库与判定语义</w:t>
       </w:r>
-      <w:bookmarkEnd w:id="100005"/>
     </w:p>
     <w:p>
       <w:pPr>
@@ -1151,7 +676,6 @@
         <w:pStyle w:val="Heading2"/>
         <w:spacing w:after="120" w:before="280"/>
       </w:pPr>
-      <w:bookmarkStart w:id="100006" w:name="_Toc100006"/>
       <w:r>
         <w:rPr>
           <w:rFonts w:ascii="Arial" w:eastAsia="Microsoft YaHei"/>
@@ -1163,7 +687,6 @@
         </w:rPr>
         <w:t xml:space="preserve">3.4 公告变更检测与可生长规则库</w:t>
       </w:r>
-      <w:bookmarkEnd w:id="100006"/>
     </w:p>
     <w:p>
       <w:pPr>
@@ -1245,7 +768,6 @@
         <w:pStyle w:val="Heading1"/>
         <w:spacing w:after="160" w:before="400"/>
       </w:pPr>
-      <w:bookmarkStart w:id="100007" w:name="_Toc100007"/>
       <w:r>
         <w:rPr>
           <w:rFonts w:ascii="Arial" w:eastAsia="Microsoft YaHei"/>
@@ -1257,7 +779,6 @@
         </w:rPr>
         <w:t xml:space="preserve">四、创新点</w:t>
       </w:r>
-      <w:bookmarkEnd w:id="100007"/>
     </w:p>
     <w:p>
       <w:pPr>
@@ -1431,7 +952,7 @@
           <w:sz w:val="24"/>
           <w:szCs w:val="24"/>
         </w:rPr>
-        <w:t xml:space="preserve">以提示词工程、规则库与140项自动化测试替代传统编码，快速交付可验证产品。</w:t>
+        <w:t xml:space="preserve">以提示词工程、规则库与142项自动化测试替代传统编码，快速交付可验证产品。</w:t>
       </w:r>
     </w:p>
     <w:p>
@@ -1439,7 +960,6 @@
         <w:pStyle w:val="Heading1"/>
         <w:spacing w:after="160" w:before="400"/>
       </w:pPr>
-      <w:bookmarkStart w:id="100008" w:name="_Toc100008"/>
       <w:r>
         <w:rPr>
           <w:rFonts w:ascii="Arial" w:eastAsia="Microsoft YaHei"/>
@@ -1451,7 +971,6 @@
         </w:rPr>
         <w:t xml:space="preserve">五、实施计划与里程碑</w:t>
       </w:r>
-      <w:bookmarkEnd w:id="100008"/>
     </w:p>
     <w:tbl>
       <w:tblPr>
@@ -1675,7 +1194,7 @@
                 <w:sz w:val="20"/>
                 <w:szCs w:val="20"/>
               </w:rPr>
-              <w:t xml:space="preserve">V2.1.1可运行产品并已部署上线（在线体验：https://azzb66223944qq.github.io/bidpilot/）：四大输出、32类参数7大机型族、对比选型、★▲双级风控、公告变更检测、自定义词库、PWA；140项自动化测试+6组黄金快照全绿（GitHub Actions徽章）</w:t>
+              <w:t xml:space="preserve">V2.1.1可运行产品并已部署上线（在线体验：https://azzb66223944qq.github.io/bidpilot/）：四大输出、32类参数7大机型族、对比选型、★▲双级风控、公告变更检测、自定义词库、PWA；142项自动化测试+6组黄金快照全绿（GitHub Actions徽章）</w:t>
             </w:r>
           </w:p>
         </w:tc>
@@ -2012,7 +1531,6 @@
         <w:pStyle w:val="Heading1"/>
         <w:spacing w:after="160" w:before="400"/>
       </w:pPr>
-      <w:bookmarkStart w:id="100009" w:name="_Toc100009"/>
       <w:r>
         <w:rPr>
           <w:rFonts w:ascii="Arial" w:eastAsia="Microsoft YaHei"/>
@@ -2024,7 +1542,6 @@
         </w:rPr>
         <w:t xml:space="preserve">六、商业模式与市场</w:t>
       </w:r>
-      <w:bookmarkEnd w:id="100009"/>
     </w:p>
     <w:p>
       <w:pPr>
@@ -2046,7 +1563,6 @@
         <w:pStyle w:val="Heading1"/>
         <w:spacing w:after="160" w:before="400"/>
       </w:pPr>
-      <w:bookmarkStart w:id="100010" w:name="_Toc100010"/>
       <w:r>
         <w:rPr>
           <w:rFonts w:ascii="Arial" w:eastAsia="Microsoft YaHei"/>
@@ -2058,7 +1574,6 @@
         </w:rPr>
         <w:t xml:space="preserve">七、团队与分工</w:t>
       </w:r>
-      <w:bookmarkEnd w:id="100010"/>
     </w:p>
     <w:tbl>
       <w:tblPr>
@@ -2397,7 +1912,6 @@
         <w:pStyle w:val="Heading1"/>
         <w:spacing w:after="160" w:before="400"/>
       </w:pPr>
-      <w:bookmarkStart w:id="100011" w:name="_Toc100011"/>
       <w:r>
         <w:rPr>
           <w:rFonts w:ascii="Arial" w:eastAsia="Microsoft YaHei"/>
@@ -2409,7 +1923,6 @@
         </w:rPr>
         <w:t xml:space="preserve">八、风险与对策</w:t>
       </w:r>
-      <w:bookmarkEnd w:id="100011"/>
     </w:p>
     <w:tbl>
       <w:tblPr>
@@ -2779,7 +2292,7 @@
                 <w:sz w:val="20"/>
                 <w:szCs w:val="20"/>
               </w:rPr>
-              <w:t xml:space="preserve">140项自动化测试锁定行为；重大变更先写测试再改代码</w:t>
+              <w:t xml:space="preserve">142项自动化测试锁定行为；重大变更先写测试再改代码</w:t>
             </w:r>
           </w:p>
         </w:tc>
@@ -2804,7 +2317,6 @@
         <w:pStyle w:val="Heading1"/>
         <w:spacing w:after="160" w:before="400"/>
       </w:pPr>
-      <w:bookmarkStart w:id="100012" w:name="_Toc100012"/>
       <w:r>
         <w:rPr>
           <w:rFonts w:ascii="Arial" w:eastAsia="Microsoft YaHei"/>
@@ -2816,7 +2328,6 @@
         </w:rPr>
         <w:t xml:space="preserve">九、合规与数据声明</w:t>
       </w:r>
-      <w:bookmarkEnd w:id="100012"/>
     </w:p>
     <w:p>
       <w:pPr>
@@ -3110,9 +2621,6 @@
     </w:rPr>
   </w:style>
   <w:style w:type="paragraph" w:styleId="Heading1">
-    <w:pPr>
-      <w:outlineLvl w:val="0"/>
-    </w:pPr>
     <w:name w:val="Heading 1"/>
     <w:basedOn w:val="Normal"/>
     <w:next w:val="Normal"/>
@@ -3124,9 +2632,6 @@
     </w:rPr>
   </w:style>
   <w:style w:type="paragraph" w:styleId="Heading2">
-    <w:pPr>
-      <w:outlineLvl w:val="1"/>
-    </w:pPr>
     <w:name w:val="Heading 2"/>
     <w:basedOn w:val="Normal"/>
     <w:next w:val="Normal"/>
@@ -3138,9 +2643,6 @@
     </w:rPr>
   </w:style>
   <w:style w:type="paragraph" w:styleId="Heading3">
-    <w:pPr>
-      <w:outlineLvl w:val="2"/>
-    </w:pPr>
     <w:name w:val="Heading 3"/>
     <w:basedOn w:val="Normal"/>
     <w:next w:val="Normal"/>
@@ -3152,9 +2654,6 @@
     </w:rPr>
   </w:style>
   <w:style w:type="paragraph" w:styleId="Heading4">
-    <w:pPr>
-      <w:outlineLvl w:val="3"/>
-    </w:pPr>
     <w:name w:val="Heading 4"/>
     <w:basedOn w:val="Normal"/>
     <w:next w:val="Normal"/>
@@ -3166,9 +2665,6 @@
     </w:rPr>
   </w:style>
   <w:style w:type="paragraph" w:styleId="Heading5">
-    <w:pPr>
-      <w:outlineLvl w:val="4"/>
-    </w:pPr>
     <w:name w:val="Heading 5"/>
     <w:basedOn w:val="Normal"/>
     <w:next w:val="Normal"/>
@@ -3178,9 +2674,6 @@
     </w:rPr>
   </w:style>
   <w:style w:type="paragraph" w:styleId="Heading6">
-    <w:pPr>
-      <w:outlineLvl w:val="5"/>
-    </w:pPr>
     <w:name w:val="Heading 6"/>
     <w:basedOn w:val="Normal"/>
     <w:next w:val="Normal"/>
@@ -3288,44 +2781,5 @@
       <w:szCs w:val="20"/>
     </w:rPr>
   </w:style>
-  <w:style xmlns:w="http://schemas.openxmlformats.org/wordprocessingml/2006/main" w:type="paragraph" w:styleId="9">
-    <w:name w:val="toc 1"/>
-    <w:basedOn w:val="Normal"/>
-    <w:uiPriority w:val="39"/>
-    <w:pPr>
-      <w:tabs>
-        <w:tab w:val="right" w:leader="dot" w:pos="9026"/>
-      </w:tabs>
-      <w:spacing w:before="120" w:after="60"/>
-    </w:pPr>
-    <w:rPr>
-      <w:b/>
-      <w:bCs/>
-    </w:rPr>
-  </w:style>
-  <w:style xmlns:w="http://schemas.openxmlformats.org/wordprocessingml/2006/main" w:type="paragraph" w:styleId="11">
-    <w:name w:val="toc 2"/>
-    <w:basedOn w:val="Normal"/>
-    <w:uiPriority w:val="39"/>
-    <w:pPr>
-      <w:tabs>
-        <w:tab w:val="right" w:leader="dot" w:pos="9026"/>
-      </w:tabs>
-      <w:ind w:left="360"/>
-      <w:spacing w:before="60" w:after="40"/>
-    </w:pPr>
-  </w:style>
-  <w:style xmlns:w="http://schemas.openxmlformats.org/wordprocessingml/2006/main" w:type="paragraph" w:styleId="12">
-    <w:name w:val="toc 3"/>
-    <w:basedOn w:val="Normal"/>
-    <w:uiPriority w:val="39"/>
-    <w:pPr>
-      <w:tabs>
-        <w:tab w:val="right" w:leader="dot" w:pos="9026"/>
-      </w:tabs>
-      <w:ind w:left="720"/>
-      <w:spacing w:before="40" w:after="20"/>
-    </w:pPr>
-  </w:style>
 </w:styles>
 </file>
--- a/docs/Proposal-BidPilot.docx
+++ b/docs/Proposal-BidPilot.docx
@@ -91,7 +91,7 @@
                 <w:sz w:val="24"/>
                 <w:szCs w:val="24"/>
               </w:rPr>
-              <w:t xml:space="preserve">基于反幻觉双引擎的工程机械投标文件智能生成系统 · V2.1.1</w:t>
+              <w:t xml:space="preserve">基于反幻觉双引擎的工程机械投标文件智能生成系统 · V3.0</w:t>
             </w:r>
           </w:p>
           <w:p>
@@ -952,7 +952,7 @@
           <w:sz w:val="24"/>
           <w:szCs w:val="24"/>
         </w:rPr>
-        <w:t xml:space="preserve">以提示词工程、规则库与142项自动化测试替代传统编码，快速交付可验证产品。</w:t>
+        <w:t xml:space="preserve">以提示词工程、规则库与167项以上自动化测试替代传统编码，快速交付可验证产品。</w:t>
       </w:r>
     </w:p>
     <w:p>
@@ -1194,7 +1194,7 @@
                 <w:sz w:val="20"/>
                 <w:szCs w:val="20"/>
               </w:rPr>
-              <w:t xml:space="preserve">V2.1.1可运行产品并已部署上线（在线体验：https://azzb66223944qq.github.io/bidpilot/）：四大输出、32类参数7大机型族、对比选型、★▲双级风控、公告变更检测、自定义词库、PWA；142项自动化测试+6组黄金快照全绿（GitHub Actions徽章）</w:t>
+              <w:t xml:space="preserve">V3.0可运行产品并已部署上线（在线体验：https://azzb66223944qq.github.io/bidpilot/）：四大输出、32类参数7大机型族、判例引用风控、商机雷达、对比选型、★▲双级风控、公告变更检测、自定义词库、PWA；167项自动化测试+6组黄金快照全绿（GitHub Actions徽章）</w:t>
             </w:r>
           </w:p>
         </w:tc>
@@ -2292,7 +2292,7 @@
                 <w:sz w:val="20"/>
                 <w:szCs w:val="20"/>
               </w:rPr>
-              <w:t xml:space="preserve">142项自动化测试锁定行为；重大变更先写测试再改代码</w:t>
+              <w:t xml:space="preserve">167项自动化测试锁定行为；重大变更先写测试再改代码</w:t>
             </w:r>
           </w:p>
         </w:tc>
